--- a/paper/附件2：项目计划书.docx
+++ b/paper/附件2：项目计划书.docx
@@ -62,6 +62,12 @@
         <w:rPr>
           <w:rFonts w:hint="eastAsia"/>
         </w:rPr>
+        <w:t>气温</w:t>
+      </w:r>
+      <w:r>
+        <w:rPr>
+          <w:rFonts w:hint="eastAsia"/>
+        </w:rPr>
         <w:t>预测可视化平台</w:t>
       </w:r>
     </w:p>
@@ -223,6 +229,7 @@
       <w:pPr>
         <w:spacing w:line="240" w:lineRule="auto"/>
         <w:rPr>
+          <w:rFonts w:hint="eastAsia"/>
           <w:b/>
           <w:bCs/>
           <w:sz w:val="28"/>
@@ -269,7 +276,19 @@
         <w:rPr>
           <w:rFonts w:hint="eastAsia"/>
         </w:rPr>
-        <w:t>结合物理约束，研发一套短时气温预测与可视化平台。项目取名“相风”，旨在将中国古代气象观测智慧与现代AI技术结合，实现精细化、可解释的微气候预测。</w:t>
+        <w:t>结合物理约束，研发一套短时气温预测与可视化平台。项目取名“相风”，旨在将中国古代气象观测智慧与现代AI技术结合，实现精细化、可解释的微气候</w:t>
+      </w:r>
+      <w:r>
+        <w:rPr>
+          <w:rFonts w:hint="eastAsia"/>
+        </w:rPr>
+        <w:t>气温</w:t>
+      </w:r>
+      <w:r>
+        <w:rPr>
+          <w:rFonts w:hint="eastAsia"/>
+        </w:rPr>
+        <w:t>预测。</w:t>
       </w:r>
     </w:p>
     <w:p>
@@ -325,89 +344,35 @@
         <w:rPr>
           <w:rFonts w:hint="eastAsia"/>
         </w:rPr>
-        <w:t>【</w:t>
-      </w:r>
-      <w:r>
-        <w:rPr>
-          <w:rFonts w:hint="eastAsia"/>
-        </w:rPr>
-        <w:t>数据来源</w:t>
-      </w:r>
-      <w:r>
-        <w:rPr>
-          <w:rFonts w:hint="eastAsia"/>
-        </w:rPr>
-        <w:t>】</w:t>
-      </w:r>
-      <w:r>
-        <w:rPr>
-          <w:rFonts w:hint="eastAsia"/>
-        </w:rPr>
-        <w:t>：借助我校大气科学学科优势，从NASA POWER公开数据集中获取南京地区（纬度32.2，经度118.7）2015年至2025年的逐日气象数据。</w:t>
-      </w:r>
-    </w:p>
-    <w:p>
-      <w:pPr>
-        <w:spacing w:line="240" w:lineRule="auto"/>
-        <w:rPr>
-          <w:rFonts w:hint="eastAsia"/>
-        </w:rPr>
-      </w:pPr>
-      <w:r>
-        <w:rPr>
-          <w:rFonts w:hint="eastAsia"/>
-        </w:rPr>
-        <w:t>【</w:t>
-      </w:r>
-      <w:r>
-        <w:rPr>
-          <w:rFonts w:hint="eastAsia"/>
-        </w:rPr>
-        <w:t>特征工程</w:t>
-      </w:r>
-      <w:r>
-        <w:rPr>
-          <w:rFonts w:hint="eastAsia"/>
-        </w:rPr>
-        <w:t>】</w:t>
-      </w:r>
-      <w:r>
-        <w:rPr>
-          <w:rFonts w:hint="eastAsia"/>
-        </w:rPr>
-        <w:t>：选取气温（T2M）、最高气温（T2M_MAX）、最低气温（T2M_MIN）、相对湿度（RH2M）、风速（WS2M）、地表气压（PS）共6个核心气象变量作为模型输入。</w:t>
-      </w:r>
-    </w:p>
-    <w:p>
-      <w:pPr>
-        <w:spacing w:line="240" w:lineRule="auto"/>
-        <w:rPr>
-          <w:rFonts w:hint="eastAsia"/>
-        </w:rPr>
-      </w:pPr>
-      <w:r>
-        <w:rPr>
-          <w:rFonts w:hint="eastAsia"/>
-        </w:rPr>
-        <w:t>【</w:t>
-      </w:r>
-      <w:r>
-        <w:rPr>
-          <w:rFonts w:hint="eastAsia"/>
-        </w:rPr>
-        <w:t>数据清洗与标准化</w:t>
-      </w:r>
-      <w:r>
-        <w:rPr>
-          <w:rFonts w:hint="eastAsia"/>
-        </w:rPr>
-        <w:t>】</w:t>
-      </w:r>
-      <w:r>
-        <w:rPr>
-          <w:rFonts w:hint="eastAsia"/>
-        </w:rPr>
-        <w:t xml:space="preserve">：使用线性插值法处理缺失值（原始数据中的-999标记），利用Z-score标准化将所有特征缩放至同一量级，消除量纲影响。最后，构建“过去7天预测未来1天”的滑动时间窗，生成四维张量样本。 </w:t>
+        <w:t>【数据来源】：借助我校大气科学学科优势，从NASA POWER公开数据集中获取南京地区（纬度32.2，经度118.7）2015年至2025年的逐日气象数据。</w:t>
+      </w:r>
+    </w:p>
+    <w:p>
+      <w:pPr>
+        <w:spacing w:line="240" w:lineRule="auto"/>
+        <w:rPr>
+          <w:rFonts w:hint="eastAsia"/>
+        </w:rPr>
+      </w:pPr>
+      <w:r>
+        <w:rPr>
+          <w:rFonts w:hint="eastAsia"/>
+        </w:rPr>
+        <w:t>【特征工程】：选取气温（T2M）、最高气温（T2M_MAX）、最低气温（T2M_MIN）、相对湿度（RH2M）、风速（WS2M）、地表气压（PS）共6个核心气象变量作为模型输入。</w:t>
+      </w:r>
+    </w:p>
+    <w:p>
+      <w:pPr>
+        <w:spacing w:line="240" w:lineRule="auto"/>
+        <w:rPr>
+          <w:rFonts w:hint="eastAsia"/>
+        </w:rPr>
+      </w:pPr>
+      <w:r>
+        <w:rPr>
+          <w:rFonts w:hint="eastAsia"/>
+        </w:rPr>
+        <w:t xml:space="preserve">【数据清洗与标准化】：使用线性插值法处理缺失值（原始数据中的-999标记），利用Z-score标准化将所有特征缩放至同一量级，消除量纲影响。最后，构建“过去7天预测未来1天”的滑动时间窗，生成四维张量样本。 </w:t>
       </w:r>
     </w:p>
     <w:p>
@@ -457,25 +422,7 @@
         <w:rPr>
           <w:rFonts w:hint="eastAsia"/>
         </w:rPr>
-        <w:t>【</w:t>
-      </w:r>
-      <w:r>
-        <w:rPr>
-          <w:rFonts w:hint="eastAsia"/>
-        </w:rPr>
-        <w:t>模型架构</w:t>
-      </w:r>
-      <w:r>
-        <w:rPr>
-          <w:rFonts w:hint="eastAsia"/>
-        </w:rPr>
-        <w:t>】</w:t>
-      </w:r>
-      <w:r>
-        <w:rPr>
-          <w:rFonts w:hint="eastAsia"/>
-        </w:rPr>
-        <w:t>：基于</w:t>
+        <w:t>【模型架构】：基于</w:t>
       </w:r>
       <w:proofErr w:type="spellStart"/>
       <w:r>
@@ -531,25 +478,7 @@
         <w:rPr>
           <w:rFonts w:hint="eastAsia"/>
         </w:rPr>
-        <w:t>【</w:t>
-      </w:r>
-      <w:r>
-        <w:rPr>
-          <w:rFonts w:hint="eastAsia"/>
-        </w:rPr>
-        <w:t>维度重构</w:t>
-      </w:r>
-      <w:r>
-        <w:rPr>
-          <w:rFonts w:hint="eastAsia"/>
-        </w:rPr>
-        <w:t>】</w:t>
-      </w:r>
-      <w:r>
-        <w:rPr>
-          <w:rFonts w:hint="eastAsia"/>
-        </w:rPr>
-        <w:t xml:space="preserve">：将一维时间序列输入重构为 (Batch, </w:t>
+        <w:t xml:space="preserve">【维度重构】：将一维时间序列输入重构为 (Batch, </w:t>
       </w:r>
       <w:proofErr w:type="spellStart"/>
       <w:r>
@@ -607,25 +536,7 @@
         <w:rPr>
           <w:rFonts w:hint="eastAsia"/>
         </w:rPr>
-        <w:t>【</w:t>
-      </w:r>
-      <w:r>
-        <w:rPr>
-          <w:rFonts w:hint="eastAsia"/>
-        </w:rPr>
-        <w:t>设计理念</w:t>
-      </w:r>
-      <w:r>
-        <w:rPr>
-          <w:rFonts w:hint="eastAsia"/>
-        </w:rPr>
-        <w:t>】</w:t>
-      </w:r>
-      <w:r>
-        <w:rPr>
-          <w:rFonts w:hint="eastAsia"/>
-        </w:rPr>
-        <w:t>：纯数据驱动的AI模型是“黑盒”，在极端天气下容易输出违背热力学常识的剧烈波动。为此，我们在损失函数中引入了物理时间平滑约束（正则项）。</w:t>
+        <w:t>【设计理念】：纯数据驱动的AI模型是“黑盒”，在极端天气下容易输出违背热力学常识的剧烈波动。为此，我们在损失函数中引入了物理时间平滑约束（正则项）。</w:t>
       </w:r>
     </w:p>
     <w:p>
@@ -640,57 +551,21 @@
           <w:rFonts w:hint="eastAsia"/>
         </w:rPr>
         <w:lastRenderedPageBreak/>
-        <w:t>【</w:t>
-      </w:r>
-      <w:r>
-        <w:rPr>
-          <w:rFonts w:hint="eastAsia"/>
-        </w:rPr>
-        <w:t>损失函数</w:t>
-      </w:r>
-      <w:r>
-        <w:rPr>
-          <w:rFonts w:hint="eastAsia"/>
-        </w:rPr>
-        <w:t>】</w:t>
-      </w:r>
-      <w:r>
-        <w:rPr>
-          <w:rFonts w:hint="eastAsia"/>
-        </w:rPr>
-        <w:t>：总损失 = 数据误差（MSE） + λ × 物理惩罚项。物理惩罚项强制模型预测出的气温变化符合能量守恒规律，抑制不符合物理常识的突变。</w:t>
-      </w:r>
-    </w:p>
-    <w:p>
-      <w:pPr>
-        <w:spacing w:line="240" w:lineRule="auto"/>
-        <w:rPr>
-          <w:rFonts w:hint="eastAsia"/>
-        </w:rPr>
-      </w:pPr>
-      <w:r>
-        <w:rPr>
-          <w:rFonts w:hint="eastAsia"/>
-        </w:rPr>
-        <w:t>【</w:t>
-      </w:r>
-      <w:r>
-        <w:rPr>
-          <w:rFonts w:hint="eastAsia"/>
-        </w:rPr>
-        <w:t>超参数寻优</w:t>
-      </w:r>
-      <w:r>
-        <w:rPr>
-          <w:rFonts w:hint="eastAsia"/>
-        </w:rPr>
-        <w:t>】</w:t>
-      </w:r>
-      <w:r>
-        <w:rPr>
-          <w:rFonts w:hint="eastAsia"/>
-        </w:rPr>
-        <w:t>：针对物理约束权重（λ），我们开展了极为严谨的消融实验（Ablation Study）。测试了λ=0、0.01、0.05、0.1、0.5、1.0、2.07个不同权重，以及30到1000轮不同的训练步数。</w:t>
+        <w:t>【损失函数】：总损失 = 数据误差（MSE） + λ × 物理惩罚项。物理惩罚项强制模型预测出的气温变化符合能量守恒规律，抑制不符合物理常识的突变。</w:t>
+      </w:r>
+    </w:p>
+    <w:p>
+      <w:pPr>
+        <w:spacing w:line="240" w:lineRule="auto"/>
+        <w:rPr>
+          <w:rFonts w:hint="eastAsia"/>
+        </w:rPr>
+      </w:pPr>
+      <w:r>
+        <w:rPr>
+          <w:rFonts w:hint="eastAsia"/>
+        </w:rPr>
+        <w:t>【超参数寻优】：针对物理约束权重（λ），我们开展了极为严谨的消融实验（Ablation Study）。测试了λ=0、0.01、0.05、0.1、0.5、1.0、2.07个不同权重，以及30到1000轮不同的训练步数。</w:t>
       </w:r>
     </w:p>
     <w:p>
@@ -1116,6 +991,9 @@
     <w:p>
       <w:pPr>
         <w:spacing w:line="240" w:lineRule="auto"/>
+        <w:rPr>
+          <w:rFonts w:hint="eastAsia"/>
+        </w:rPr>
       </w:pPr>
       <w:r>
         <w:rPr>
@@ -1316,6 +1194,9 @@
     <w:p>
       <w:pPr>
         <w:spacing w:line="240" w:lineRule="auto"/>
+        <w:rPr>
+          <w:rFonts w:hint="eastAsia"/>
+        </w:rPr>
       </w:pPr>
       <w:r>
         <w:rPr>
@@ -1395,6 +1276,9 @@
     <w:p>
       <w:pPr>
         <w:spacing w:line="240" w:lineRule="auto"/>
+        <w:rPr>
+          <w:rFonts w:hint="eastAsia"/>
+        </w:rPr>
       </w:pPr>
       <w:r>
         <w:rPr>

--- a/paper/附件2：项目计划书.docx
+++ b/paper/附件2：项目计划书.docx
@@ -16,7 +16,6 @@
         </w:rPr>
         <w:t>项目名称：</w:t>
       </w:r>
-      <w:proofErr w:type="gramStart"/>
       <w:r>
         <w:rPr>
           <w:rFonts w:hint="eastAsia"/>
@@ -25,21 +24,12 @@
         </w:rPr>
         <w:t>相风</w:t>
       </w:r>
-      <w:proofErr w:type="gramEnd"/>
-      <w:r>
-        <w:rPr>
-          <w:rFonts w:hint="eastAsia"/>
-        </w:rPr>
-        <w:t>——基于</w:t>
-      </w:r>
-      <w:proofErr w:type="spellStart"/>
-      <w:r>
-        <w:rPr>
-          <w:rFonts w:hint="eastAsia"/>
-        </w:rPr>
-        <w:t>ConvLSTM</w:t>
-      </w:r>
-      <w:proofErr w:type="spellEnd"/>
+      <w:r>
+        <w:rPr>
+          <w:rFonts w:hint="eastAsia"/>
+        </w:rPr>
+        <w:t>——基于ConvLSTM</w:t>
+      </w:r>
       <w:r>
         <w:rPr>
           <w:rFonts w:hint="eastAsia"/>
@@ -170,21 +160,7 @@
         <w:rPr>
           <w:rFonts w:hint="eastAsia"/>
         </w:rPr>
-        <w:t>蔡炎</w:t>
-      </w:r>
-      <w:proofErr w:type="gramStart"/>
-      <w:r>
-        <w:rPr>
-          <w:rFonts w:hint="eastAsia"/>
-        </w:rPr>
-        <w:t>锫</w:t>
-      </w:r>
-      <w:proofErr w:type="gramEnd"/>
-      <w:r>
-        <w:rPr>
-          <w:rFonts w:hint="eastAsia"/>
-        </w:rPr>
-        <w:t>、查静怡</w:t>
+        <w:t>蔡炎锫、查静怡</w:t>
       </w:r>
     </w:p>
     <w:p>
@@ -202,6 +178,14 @@
           <w:bCs/>
         </w:rPr>
         <w:t>指导教师：</w:t>
+      </w:r>
+      <w:r>
+        <w:rPr>
+          <w:rFonts w:hint="eastAsia"/>
+          <w:b/>
+          <w:bCs/>
+        </w:rPr>
+        <w:t>袁程胜</w:t>
       </w:r>
     </w:p>
     <w:p>
@@ -262,21 +246,7 @@
         <w:rPr>
           <w:rFonts w:hint="eastAsia"/>
         </w:rPr>
-        <w:t>“相风”项目旨在应对南京夏季极端高温频发、微气候差异显著的问题。项目基于NASA POWER提供的2015-2025年南京历史气象数据，通过</w:t>
-      </w:r>
-      <w:proofErr w:type="spellStart"/>
-      <w:r>
-        <w:rPr>
-          <w:rFonts w:hint="eastAsia"/>
-        </w:rPr>
-        <w:t>ConvLSTM</w:t>
-      </w:r>
-      <w:proofErr w:type="spellEnd"/>
-      <w:r>
-        <w:rPr>
-          <w:rFonts w:hint="eastAsia"/>
-        </w:rPr>
-        <w:t>结合物理约束，研发一套短时气温预测与可视化平台。项目取名“相风”，旨在将中国古代气象观测智慧与现代AI技术结合，实现精细化、可解释的微气候</w:t>
+        <w:t>“相风”项目旨在应对南京夏季极端高温频发、微气候差异显著的问题。项目基于NASA POWER提供的2015-2025年南京历史气象数据，通过ConvLSTM结合物理约束，研发一套短时气温预测与可视化平台。项目取名“相风”，旨在将中国古代气象观测智慧与现代AI技术结合，实现精细化、可解释的微气候</w:t>
       </w:r>
       <w:r>
         <w:rPr>
@@ -390,123 +360,35 @@
           <w:b/>
           <w:bCs/>
         </w:rPr>
-        <w:t>2. 时空特征提取（</w:t>
-      </w:r>
-      <w:proofErr w:type="spellStart"/>
-      <w:r>
-        <w:rPr>
-          <w:rFonts w:hint="eastAsia"/>
-          <w:b/>
-          <w:bCs/>
-        </w:rPr>
-        <w:t>ConvLSTM</w:t>
-      </w:r>
-      <w:proofErr w:type="spellEnd"/>
-      <w:r>
-        <w:rPr>
-          <w:rFonts w:hint="eastAsia"/>
-          <w:b/>
-          <w:bCs/>
-        </w:rPr>
-        <w:t>网络）</w:t>
-      </w:r>
-    </w:p>
-    <w:p>
-      <w:pPr>
-        <w:spacing w:line="240" w:lineRule="auto"/>
-        <w:rPr>
-          <w:rFonts w:hint="eastAsia"/>
-        </w:rPr>
-      </w:pPr>
-      <w:r>
-        <w:rPr>
-          <w:rFonts w:hint="eastAsia"/>
-        </w:rPr>
-        <w:t>【模型架构】：基于</w:t>
-      </w:r>
-      <w:proofErr w:type="spellStart"/>
-      <w:r>
-        <w:rPr>
-          <w:rFonts w:hint="eastAsia"/>
-        </w:rPr>
-        <w:t>PyTorch</w:t>
-      </w:r>
-      <w:proofErr w:type="spellEnd"/>
-      <w:r>
-        <w:rPr>
-          <w:rFonts w:hint="eastAsia"/>
-        </w:rPr>
-        <w:t>搭建多层</w:t>
-      </w:r>
-      <w:proofErr w:type="spellStart"/>
-      <w:r>
-        <w:rPr>
-          <w:rFonts w:hint="eastAsia"/>
-        </w:rPr>
-        <w:t>ConvLSTM</w:t>
-      </w:r>
-      <w:proofErr w:type="spellEnd"/>
-      <w:r>
-        <w:rPr>
-          <w:rFonts w:hint="eastAsia"/>
-        </w:rPr>
-        <w:t>网络。区别于传统LSTM，</w:t>
-      </w:r>
-      <w:proofErr w:type="spellStart"/>
-      <w:r>
-        <w:rPr>
-          <w:rFonts w:hint="eastAsia"/>
-        </w:rPr>
-        <w:t>ConvLSTM</w:t>
-      </w:r>
-      <w:proofErr w:type="spellEnd"/>
-      <w:r>
-        <w:rPr>
-          <w:rFonts w:hint="eastAsia"/>
-        </w:rPr>
-        <w:t>将内部的全连接运算替换为卷积运算，能够同时捕捉气象数据的时间演变规律（长短期记忆）与空间相关性（卷积特征提取）。</w:t>
-      </w:r>
-    </w:p>
-    <w:p>
-      <w:pPr>
-        <w:spacing w:line="240" w:lineRule="auto"/>
-        <w:rPr>
-          <w:rFonts w:hint="eastAsia"/>
-        </w:rPr>
-      </w:pPr>
-      <w:r>
-        <w:rPr>
-          <w:rFonts w:hint="eastAsia"/>
-        </w:rPr>
-        <w:t xml:space="preserve">【维度重构】：将一维时间序列输入重构为 (Batch, </w:t>
-      </w:r>
-      <w:proofErr w:type="spellStart"/>
-      <w:r>
-        <w:rPr>
-          <w:rFonts w:hint="eastAsia"/>
-        </w:rPr>
-        <w:t>Seq_Len</w:t>
-      </w:r>
-      <w:proofErr w:type="spellEnd"/>
-      <w:r>
-        <w:rPr>
-          <w:rFonts w:hint="eastAsia"/>
-        </w:rPr>
-        <w:t>, Channel, H, W) 的四维张量，输入</w:t>
-      </w:r>
-      <w:proofErr w:type="spellStart"/>
-      <w:r>
-        <w:rPr>
-          <w:rFonts w:hint="eastAsia"/>
-        </w:rPr>
-        <w:t>ConvLSTM</w:t>
-      </w:r>
-      <w:proofErr w:type="spellEnd"/>
-      <w:r>
-        <w:rPr>
-          <w:rFonts w:hint="eastAsia"/>
-        </w:rPr>
-        <w:t xml:space="preserve">层进行时空编码，最终通过全连接层输出未来1天的气温预测值。 </w:t>
+        <w:t>2. 时空特征提取（ConvLSTM网络）</w:t>
+      </w:r>
+    </w:p>
+    <w:p>
+      <w:pPr>
+        <w:spacing w:line="240" w:lineRule="auto"/>
+        <w:rPr>
+          <w:rFonts w:hint="eastAsia"/>
+        </w:rPr>
+      </w:pPr>
+      <w:r>
+        <w:rPr>
+          <w:rFonts w:hint="eastAsia"/>
+        </w:rPr>
+        <w:t>【模型架构】：基于PyTorch搭建多层ConvLSTM网络。区别于传统LSTM，ConvLSTM将内部的全连接运算替换为卷积运算，能够同时捕捉气象数据的时间演变规律（长短期记忆）与空间相关性（卷积特征提取）。</w:t>
+      </w:r>
+    </w:p>
+    <w:p>
+      <w:pPr>
+        <w:spacing w:line="240" w:lineRule="auto"/>
+        <w:rPr>
+          <w:rFonts w:hint="eastAsia"/>
+        </w:rPr>
+      </w:pPr>
+      <w:r>
+        <w:rPr>
+          <w:rFonts w:hint="eastAsia"/>
+        </w:rPr>
+        <w:t xml:space="preserve">【维度重构】：将一维时间序列输入重构为 (Batch, Seq_Len, Channel, H, W) 的四维张量，输入ConvLSTM层进行时空编码，最终通过全连接层输出未来1天的气温预测值。 </w:t>
       </w:r>
     </w:p>
     <w:p>
@@ -597,49 +479,7 @@
         <w:rPr>
           <w:rFonts w:hint="eastAsia"/>
         </w:rPr>
-        <w:t>：实验发现，当λ=1.0</w:t>
-      </w:r>
-      <w:proofErr w:type="gramStart"/>
-      <w:r>
-        <w:rPr>
-          <w:rFonts w:hint="eastAsia"/>
-        </w:rPr>
-        <w:t>且训练</w:t>
-      </w:r>
-      <w:proofErr w:type="gramEnd"/>
-      <w:r>
-        <w:rPr>
-          <w:rFonts w:hint="eastAsia"/>
-        </w:rPr>
-        <w:t>100轮时，模型达到了全局最优的MSE（0.0409）。此时物理</w:t>
-      </w:r>
-      <w:proofErr w:type="gramStart"/>
-      <w:r>
-        <w:rPr>
-          <w:rFonts w:hint="eastAsia"/>
-        </w:rPr>
-        <w:t>约束既</w:t>
-      </w:r>
-      <w:proofErr w:type="gramEnd"/>
-      <w:r>
-        <w:rPr>
-          <w:rFonts w:hint="eastAsia"/>
-        </w:rPr>
-        <w:t>防止了过拟合，又没有因为过度正则化导致欠拟合（当λ=2.0</w:t>
-      </w:r>
-      <w:proofErr w:type="gramStart"/>
-      <w:r>
-        <w:rPr>
-          <w:rFonts w:hint="eastAsia"/>
-        </w:rPr>
-        <w:t>且训练</w:t>
-      </w:r>
-      <w:proofErr w:type="gramEnd"/>
-      <w:r>
-        <w:rPr>
-          <w:rFonts w:hint="eastAsia"/>
-        </w:rPr>
-        <w:t xml:space="preserve">1000轮时，MSE暴增至0.0754，模型崩溃，预测曲线变为平坦直线）。 </w:t>
+        <w:t xml:space="preserve">：实验发现，当λ=1.0且训练100轮时，模型达到了全局最优的MSE（0.0409）。此时物理约束既防止了过拟合，又没有因为过度正则化导致欠拟合（当λ=2.0且训练1000轮时，MSE暴增至0.0754，模型崩溃，预测曲线变为平坦直线）。 </w:t>
       </w:r>
     </w:p>
     <w:p>
@@ -723,25 +563,7 @@
           <w:b/>
           <w:bCs/>
         </w:rPr>
-        <w:t>5. 可视化交互系统（</w:t>
-      </w:r>
-      <w:proofErr w:type="spellStart"/>
-      <w:r>
-        <w:rPr>
-          <w:rFonts w:hint="eastAsia"/>
-          <w:b/>
-          <w:bCs/>
-        </w:rPr>
-        <w:t>Streamlit</w:t>
-      </w:r>
-      <w:proofErr w:type="spellEnd"/>
-      <w:r>
-        <w:rPr>
-          <w:rFonts w:hint="eastAsia"/>
-          <w:b/>
-          <w:bCs/>
-        </w:rPr>
-        <w:t xml:space="preserve"> Web平台）</w:t>
+        <w:t>5. 可视化交互系统（Streamlit Web平台）</w:t>
       </w:r>
     </w:p>
     <w:p>
@@ -765,49 +587,7 @@
         <w:rPr>
           <w:rFonts w:hint="eastAsia"/>
         </w:rPr>
-        <w:t>技术</w:t>
-      </w:r>
-      <w:proofErr w:type="gramStart"/>
-      <w:r>
-        <w:rPr>
-          <w:rFonts w:hint="eastAsia"/>
-        </w:rPr>
-        <w:t>栈</w:t>
-      </w:r>
-      <w:proofErr w:type="gramEnd"/>
-      <w:r>
-        <w:rPr>
-          <w:rFonts w:hint="eastAsia"/>
-        </w:rPr>
-        <w:t>：基于</w:t>
-      </w:r>
-      <w:proofErr w:type="spellStart"/>
-      <w:r>
-        <w:rPr>
-          <w:rFonts w:hint="eastAsia"/>
-        </w:rPr>
-        <w:t>Streamlit</w:t>
-      </w:r>
-      <w:proofErr w:type="spellEnd"/>
-      <w:r>
-        <w:rPr>
-          <w:rFonts w:hint="eastAsia"/>
-        </w:rPr>
-        <w:t>框架搭建Web界面，使用</w:t>
-      </w:r>
-      <w:proofErr w:type="spellStart"/>
-      <w:r>
-        <w:rPr>
-          <w:rFonts w:hint="eastAsia"/>
-        </w:rPr>
-        <w:t>Plotly</w:t>
-      </w:r>
-      <w:proofErr w:type="spellEnd"/>
-      <w:r>
-        <w:rPr>
-          <w:rFonts w:hint="eastAsia"/>
-        </w:rPr>
-        <w:t>实现图表渲染。</w:t>
+        <w:t>技术栈：基于Streamlit框架搭建Web界面，使用Plotly实现图表渲染。</w:t>
       </w:r>
     </w:p>
     <w:p>
@@ -907,21 +687,7 @@
         <w:rPr>
           <w:rFonts w:hint="eastAsia"/>
         </w:rPr>
-        <w:t>：在训练时发现，当物理约束权重λ设为1.0并训练1000轮时，模型MSE暴增至0.0736；设为2.0</w:t>
-      </w:r>
-      <w:proofErr w:type="gramStart"/>
-      <w:r>
-        <w:rPr>
-          <w:rFonts w:hint="eastAsia"/>
-        </w:rPr>
-        <w:t>且训练</w:t>
-      </w:r>
-      <w:proofErr w:type="gramEnd"/>
-      <w:r>
-        <w:rPr>
-          <w:rFonts w:hint="eastAsia"/>
-        </w:rPr>
-        <w:t>500轮时，MSE高达0.0655。</w:t>
+        <w:t>：在训练时发现，当物理约束权重λ设为1.0并训练1000轮时，模型MSE暴增至0.0736；设为2.0且训练500轮时，MSE高达0.0655。</w:t>
       </w:r>
     </w:p>
     <w:p>
@@ -1210,35 +976,7 @@
         <w:rPr>
           <w:rFonts w:hint="eastAsia"/>
         </w:rPr>
-        <w:t>：大</w:t>
-      </w:r>
-      <w:proofErr w:type="gramStart"/>
-      <w:r>
-        <w:rPr>
-          <w:rFonts w:hint="eastAsia"/>
-        </w:rPr>
-        <w:t>一</w:t>
-      </w:r>
-      <w:proofErr w:type="gramEnd"/>
-      <w:r>
-        <w:rPr>
-          <w:rFonts w:hint="eastAsia"/>
-        </w:rPr>
-        <w:t>新生</w:t>
-      </w:r>
-      <w:proofErr w:type="gramStart"/>
-      <w:r>
-        <w:rPr>
-          <w:rFonts w:hint="eastAsia"/>
-        </w:rPr>
-        <w:t>的算力与</w:t>
-      </w:r>
-      <w:proofErr w:type="gramEnd"/>
-      <w:r>
-        <w:rPr>
-          <w:rFonts w:hint="eastAsia"/>
-        </w:rPr>
-        <w:t>经验限制</w:t>
+        <w:t>：大一新生的算力与经验限制</w:t>
       </w:r>
     </w:p>
     <w:p>
@@ -1396,35 +1134,13 @@
         <w:rPr>
           <w:rFonts w:hint="eastAsia"/>
         </w:rPr>
-        <w:t>周祉祺、蔡炎</w:t>
-      </w:r>
-      <w:proofErr w:type="gramStart"/>
-      <w:r>
-        <w:rPr>
-          <w:rFonts w:hint="eastAsia"/>
-        </w:rPr>
-        <w:t>锫</w:t>
-      </w:r>
-      <w:proofErr w:type="gramEnd"/>
-      <w:r>
-        <w:rPr>
-          <w:rFonts w:hint="eastAsia"/>
-        </w:rPr>
-        <w:t>）：协助物理约束对比实验、实验数据记录，负责PPT制作与路</w:t>
-      </w:r>
-      <w:proofErr w:type="gramStart"/>
-      <w:r>
-        <w:rPr>
-          <w:rFonts w:hint="eastAsia"/>
-        </w:rPr>
-        <w:t>演材料</w:t>
-      </w:r>
-      <w:proofErr w:type="gramEnd"/>
-      <w:r>
-        <w:rPr>
-          <w:rFonts w:hint="eastAsia"/>
-        </w:rPr>
-        <w:t>准备。</w:t>
+        <w:t>周祉祺、蔡炎锫</w:t>
+      </w:r>
+      <w:r>
+        <w:rPr>
+          <w:rFonts w:hint="eastAsia"/>
+        </w:rPr>
+        <w:t>）：协助物理约束对比实验、实验数据记录，负责PPT制作与路演材料准备。</w:t>
       </w:r>
     </w:p>
     <w:p>
@@ -1801,19 +1517,11 @@
         </w:rPr>
         <w:t xml:space="preserve">* </w:t>
       </w:r>
-      <w:proofErr w:type="gramStart"/>
-      <w:r>
-        <w:rPr>
-          <w:rFonts w:hint="eastAsia"/>
-        </w:rPr>
-        <w:t>算力不足</w:t>
-      </w:r>
-      <w:proofErr w:type="gramEnd"/>
-      <w:r>
-        <w:rPr>
-          <w:rFonts w:hint="eastAsia"/>
-        </w:rPr>
-        <w:t xml:space="preserve">：应对策略是坚持轻量化模型设计，利用免费云平台作为备选算力。 </w:t>
+      <w:r>
+        <w:rPr>
+          <w:rFonts w:hint="eastAsia"/>
+        </w:rPr>
+        <w:t xml:space="preserve">算力不足：应对策略是坚持轻量化模型设计，利用免费云平台作为备选算力。 </w:t>
       </w:r>
     </w:p>
     <w:p>
